--- a/docao5/Reflexoes_2024_posts_content.docx
+++ b/docao5/Reflexoes_2024_posts_content.docx
@@ -12,9 +12,6 @@
       </w:r>
     </w:p>
     <w:p>
-      <w:r>
-        <w:t xml:space="preserve">URL: </w:t>
-      </w:r>
       <w:hyperlink r:id="rId9">
         <w:r>
           <w:t>http://www.reflexoesdofilosofo.blog.br/2024/12/maieutica.html</w:t>
@@ -126,9 +123,6 @@
       </w:r>
     </w:p>
     <w:p>
-      <w:r>
-        <w:t xml:space="preserve">URL: </w:t>
-      </w:r>
       <w:hyperlink r:id="rId10">
         <w:r>
           <w:t>http://www.reflexoesdofilosofo.blog.br/2024/12/de-kant-schopenhauer-fundacao-da-moral.html</w:t>
@@ -368,9 +362,6 @@
       </w:r>
     </w:p>
     <w:p>
-      <w:r>
-        <w:t xml:space="preserve">URL: </w:t>
-      </w:r>
       <w:hyperlink r:id="rId11">
         <w:r>
           <w:t>http://www.reflexoesdofilosofo.blog.br/2024/12/o-peso-da-consciencia.html</w:t>
@@ -525,9 +516,6 @@
       </w:r>
     </w:p>
     <w:p>
-      <w:r>
-        <w:t xml:space="preserve">URL: </w:t>
-      </w:r>
       <w:hyperlink r:id="rId12">
         <w:r>
           <w:t>http://www.reflexoesdofilosofo.blog.br/2024/11/os-argumentos-da-princesa.html</w:t>
@@ -751,9 +739,6 @@
       </w:r>
     </w:p>
     <w:p>
-      <w:r>
-        <w:t xml:space="preserve">URL: </w:t>
-      </w:r>
       <w:hyperlink r:id="rId13">
         <w:r>
           <w:t>http://www.reflexoesdofilosofo.blog.br/2024/11/o-vermelho-nao-tem-cor.html</w:t>
@@ -1001,9 +986,6 @@
       </w:r>
     </w:p>
     <w:p>
-      <w:r>
-        <w:t xml:space="preserve">URL: </w:t>
-      </w:r>
       <w:hyperlink r:id="rId14">
         <w:r>
           <w:t>http://www.reflexoesdofilosofo.blog.br/2024/11/uma-narrativa-da-mente.html</w:t>
@@ -1112,9 +1094,6 @@
       </w:r>
     </w:p>
     <w:p>
-      <w:r>
-        <w:t xml:space="preserve">URL: </w:t>
-      </w:r>
       <w:hyperlink r:id="rId15">
         <w:r>
           <w:t>http://www.reflexoesdofilosofo.blog.br/2024/11/revisitando-o-mito-cartesiano.html</w:t>
@@ -1342,9 +1321,6 @@
       </w:r>
     </w:p>
     <w:p>
-      <w:r>
-        <w:t xml:space="preserve">URL: </w:t>
-      </w:r>
       <w:hyperlink r:id="rId16">
         <w:r>
           <w:t>http://www.reflexoesdofilosofo.blog.br/2024/11/repeticao-e-esquecimento.html</w:t>
@@ -1608,9 +1584,6 @@
       </w:r>
     </w:p>
     <w:p>
-      <w:r>
-        <w:t xml:space="preserve">URL: </w:t>
-      </w:r>
       <w:hyperlink r:id="rId17">
         <w:r>
           <w:t>http://www.reflexoesdofilosofo.blog.br/2024/11/alma-feliz.html</w:t>
@@ -1767,9 +1740,6 @@
       </w:r>
     </w:p>
     <w:p>
-      <w:r>
-        <w:t xml:space="preserve">URL: </w:t>
-      </w:r>
       <w:hyperlink r:id="rId18">
         <w:r>
           <w:t>http://www.reflexoesdofilosofo.blog.br/2024/11/alma-em-conflito.html</w:t>
@@ -1957,9 +1927,6 @@
       </w:r>
     </w:p>
     <w:p>
-      <w:r>
-        <w:t xml:space="preserve">URL: </w:t>
-      </w:r>
       <w:hyperlink r:id="rId19">
         <w:r>
           <w:t>http://www.reflexoesdofilosofo.blog.br/2024/10/comprimindo-sistemas-complexos.html</w:t>
@@ -2093,9 +2060,6 @@
       </w:r>
     </w:p>
     <w:p>
-      <w:r>
-        <w:t xml:space="preserve">URL: </w:t>
-      </w:r>
       <w:hyperlink r:id="rId20">
         <w:r>
           <w:t>http://www.reflexoesdofilosofo.blog.br/2024/10/searle-contra-dennett.html</w:t>
@@ -2668,9 +2632,6 @@
       </w:r>
     </w:p>
     <w:p>
-      <w:r>
-        <w:t xml:space="preserve">URL: </w:t>
-      </w:r>
       <w:hyperlink r:id="rId21">
         <w:r>
           <w:t>http://www.reflexoesdofilosofo.blog.br/2024/09/ia-negacionista.html</w:t>
@@ -2789,9 +2750,6 @@
       </w:r>
     </w:p>
     <w:p>
-      <w:r>
-        <w:t xml:space="preserve">URL: </w:t>
-      </w:r>
       <w:hyperlink r:id="rId22">
         <w:r>
           <w:t>http://www.reflexoesdofilosofo.blog.br/2024/09/uma-teoria-da-mente.html</w:t>
@@ -2964,9 +2922,6 @@
       </w:r>
     </w:p>
     <w:p>
-      <w:r>
-        <w:t xml:space="preserve">URL: </w:t>
-      </w:r>
       <w:hyperlink r:id="rId23">
         <w:r>
           <w:t>http://www.reflexoesdofilosofo.blog.br/2024/09/prevendo-previsoes.html</w:t>
@@ -3124,9 +3079,6 @@
       </w:r>
     </w:p>
     <w:p>
-      <w:r>
-        <w:t xml:space="preserve">URL: </w:t>
-      </w:r>
       <w:hyperlink r:id="rId24">
         <w:r>
           <w:t>http://www.reflexoesdofilosofo.blog.br/2024/08/a-terceira-margem-do-rio.html</w:t>
@@ -3503,9 +3455,6 @@
       </w:r>
     </w:p>
     <w:p>
-      <w:r>
-        <w:t xml:space="preserve">URL: </w:t>
-      </w:r>
       <w:hyperlink r:id="rId25">
         <w:r>
           <w:t>http://www.reflexoesdofilosofo.blog.br/2024/07/maquinas-que-pensam.html</w:t>
@@ -3669,9 +3618,6 @@
       </w:r>
     </w:p>
     <w:p>
-      <w:r>
-        <w:t xml:space="preserve">URL: </w:t>
-      </w:r>
       <w:hyperlink r:id="rId26">
         <w:r>
           <w:t>http://www.reflexoesdofilosofo.blog.br/2024/07/qual-e-regra.html</w:t>
@@ -3887,9 +3833,6 @@
       </w:r>
     </w:p>
     <w:p>
-      <w:r>
-        <w:t xml:space="preserve">URL: </w:t>
-      </w:r>
       <w:hyperlink r:id="rId27">
         <w:r>
           <w:t>http://www.reflexoesdofilosofo.blog.br/2024/07/nova-mente.html</w:t>
@@ -3989,9 +3932,6 @@
       </w:r>
     </w:p>
     <w:p>
-      <w:r>
-        <w:t xml:space="preserve">URL: </w:t>
-      </w:r>
       <w:hyperlink r:id="rId28">
         <w:r>
           <w:t>http://www.reflexoesdofilosofo.blog.br/2024/06/manga-nao-e-manga.html</w:t>
@@ -4095,9 +4035,6 @@
       </w:r>
     </w:p>
     <w:p>
-      <w:r>
-        <w:t xml:space="preserve">URL: </w:t>
-      </w:r>
       <w:hyperlink r:id="rId29">
         <w:r>
           <w:t>http://www.reflexoesdofilosofo.blog.br/2024/06/apontar-nao-e-nada.html</w:t>
@@ -4208,9 +4145,6 @@
       </w:r>
     </w:p>
     <w:p>
-      <w:r>
-        <w:t xml:space="preserve">URL: </w:t>
-      </w:r>
       <w:hyperlink r:id="rId30">
         <w:r>
           <w:t>http://www.reflexoesdofilosofo.blog.br/2024/06/um-problema-de-linguagem.html</w:t>
@@ -4291,9 +4225,6 @@
       </w:r>
     </w:p>
     <w:p>
-      <w:r>
-        <w:t xml:space="preserve">URL: </w:t>
-      </w:r>
       <w:hyperlink r:id="rId31">
         <w:r>
           <w:t>http://www.reflexoesdofilosofo.blog.br/2024/06/dogma-pra-que.html</w:t>
@@ -4374,9 +4305,6 @@
       </w:r>
     </w:p>
     <w:p>
-      <w:r>
-        <w:t xml:space="preserve">URL: </w:t>
-      </w:r>
       <w:hyperlink r:id="rId32">
         <w:r>
           <w:t>http://www.reflexoesdofilosofo.blog.br/2024/05/me-da-o-contexto.html</w:t>
@@ -4510,9 +4438,6 @@
       </w:r>
     </w:p>
     <w:p>
-      <w:r>
-        <w:t xml:space="preserve">URL: </w:t>
-      </w:r>
       <w:hyperlink r:id="rId33">
         <w:r>
           <w:t>http://www.reflexoesdofilosofo.blog.br/2024/05/dois-pensamentos-da-flig-2024.html</w:t>
@@ -4573,9 +4498,6 @@
       </w:r>
     </w:p>
     <w:p>
-      <w:r>
-        <w:t xml:space="preserve">URL: </w:t>
-      </w:r>
       <w:hyperlink r:id="rId34">
         <w:r>
           <w:t>http://www.reflexoesdofilosofo.blog.br/2024/04/pelo-fim-das-opinioes-filosoficas.html</w:t>
@@ -4736,9 +4658,6 @@
       </w:r>
     </w:p>
     <w:p>
-      <w:r>
-        <w:t xml:space="preserve">URL: </w:t>
-      </w:r>
       <w:hyperlink r:id="rId35">
         <w:r>
           <w:t>http://www.reflexoesdofilosofo.blog.br/2024/04/positividade-cetica.html</w:t>
@@ -4874,9 +4793,6 @@
       </w:r>
     </w:p>
     <w:p>
-      <w:r>
-        <w:t xml:space="preserve">URL: </w:t>
-      </w:r>
       <w:hyperlink r:id="rId36">
         <w:r>
           <w:t>http://www.reflexoesdofilosofo.blog.br/2024/04/habilidade-cetica.html</w:t>
@@ -4992,9 +4908,6 @@
       </w:r>
     </w:p>
     <w:p>
-      <w:r>
-        <w:t xml:space="preserve">URL: </w:t>
-      </w:r>
       <w:hyperlink r:id="rId37">
         <w:r>
           <w:t>http://www.reflexoesdofilosofo.blog.br/2024/04/filosofia-e-busca-da-verdade.html</w:t>
@@ -5127,9 +5040,6 @@
       </w:r>
     </w:p>
     <w:p>
-      <w:r>
-        <w:t xml:space="preserve">URL: </w:t>
-      </w:r>
       <w:hyperlink r:id="rId38">
         <w:r>
           <w:t>http://www.reflexoesdofilosofo.blog.br/2024/04/pesquisa-sobre-atitude-filosofica-cetica.html</w:t>
@@ -5278,9 +5188,6 @@
       </w:r>
     </w:p>
     <w:p>
-      <w:r>
-        <w:t xml:space="preserve">URL: </w:t>
-      </w:r>
       <w:hyperlink r:id="rId39">
         <w:r>
           <w:t>http://www.reflexoesdofilosofo.blog.br/2024/03/o-problema-fundamental-da-gramatica.html</w:t>
@@ -5434,9 +5341,6 @@
       </w:r>
     </w:p>
     <w:p>
-      <w:r>
-        <w:t xml:space="preserve">URL: </w:t>
-      </w:r>
       <w:hyperlink r:id="rId40">
         <w:r>
           <w:t>http://www.reflexoesdofilosofo.blog.br/2024/03/o-conhecimento-por-familiaridade-de.html</w:t>
@@ -5624,9 +5528,6 @@
       </w:r>
     </w:p>
     <w:p>
-      <w:r>
-        <w:t xml:space="preserve">URL: </w:t>
-      </w:r>
       <w:hyperlink r:id="rId41">
         <w:r>
           <w:t>http://www.reflexoesdofilosofo.blog.br/2024/03/o-inatismo-de-noam-chomsky.html</w:t>
@@ -5810,9 +5711,6 @@
       </w:r>
     </w:p>
     <w:p>
-      <w:r>
-        <w:t xml:space="preserve">URL: </w:t>
-      </w:r>
       <w:hyperlink r:id="rId42">
         <w:r>
           <w:t>http://www.reflexoesdofilosofo.blog.br/2024/03/hacking-estrategia-e-apogeu-das-ideias.html</w:t>
@@ -6022,9 +5920,6 @@
       </w:r>
     </w:p>
     <w:p>
-      <w:r>
-        <w:t xml:space="preserve">URL: </w:t>
-      </w:r>
       <w:hyperlink r:id="rId43">
         <w:r>
           <w:t>http://www.reflexoesdofilosofo.blog.br/2024/02/teoria-do-significado-de-ninguem.html</w:t>
@@ -6191,9 +6086,6 @@
       </w:r>
     </w:p>
     <w:p>
-      <w:r>
-        <w:t xml:space="preserve">URL: </w:t>
-      </w:r>
       <w:hyperlink r:id="rId44">
         <w:r>
           <w:t>http://www.reflexoesdofilosofo.blog.br/2024/01/as-abstracoes-do-bispo-berkeley.html</w:t>
@@ -6396,9 +6288,6 @@
       </w:r>
     </w:p>
     <w:p>
-      <w:r>
-        <w:t xml:space="preserve">URL: </w:t>
-      </w:r>
       <w:hyperlink r:id="rId45">
         <w:r>
           <w:t>http://www.reflexoesdofilosofo.blog.br/2024/01/as-ideias-de-port-royal.html</w:t>
@@ -6651,9 +6540,6 @@
       </w:r>
     </w:p>
     <w:p>
-      <w:r>
-        <w:t xml:space="preserve">URL: </w:t>
-      </w:r>
       <w:hyperlink r:id="rId46">
         <w:r>
           <w:t>http://www.reflexoesdofilosofo.blog.br/2024/01/breves-ideias-sobre-locke-berkeley.html</w:t>
@@ -6850,9 +6736,6 @@
       </w:r>
     </w:p>
     <w:p>
-      <w:r>
-        <w:t xml:space="preserve">URL: </w:t>
-      </w:r>
       <w:hyperlink r:id="rId47">
         <w:r>
           <w:t>http://www.reflexoesdofilosofo.blog.br/2024/01/o-etnocentrismo-de-rorty.html</w:t>
